--- a/planning/Test plan.docx
+++ b/planning/Test plan.docx
@@ -622,8 +622,37 @@
                 <w:lang w:eastAsia="en-GB"/>
                 <w14:ligatures w14:val="none"/>
               </w:rPr>
-              <w:t xml:space="preserve">Adds a task to task.json, and to the local </w:t>
-            </w:r>
+              <w:t xml:space="preserve">Adds a task to </w:t>
+            </w:r>
+            <w:proofErr w:type="spellStart"/>
+            <w:proofErr w:type="gramStart"/>
+            <w:r>
+              <w:rPr>
+                <w:rFonts w:ascii="Aptos Narrow" w:eastAsia="Times New Roman" w:hAnsi="Aptos Narrow" w:cs="Times New Roman"/>
+                <w:color w:val="000000"/>
+                <w:kern w:val="0"/>
+                <w:sz w:val="22"/>
+                <w:szCs w:val="22"/>
+                <w:lang w:eastAsia="en-GB"/>
+                <w14:ligatures w14:val="none"/>
+              </w:rPr>
+              <w:t>task.json</w:t>
+            </w:r>
+            <w:proofErr w:type="spellEnd"/>
+            <w:proofErr w:type="gramEnd"/>
+            <w:r>
+              <w:rPr>
+                <w:rFonts w:ascii="Aptos Narrow" w:eastAsia="Times New Roman" w:hAnsi="Aptos Narrow" w:cs="Times New Roman"/>
+                <w:color w:val="000000"/>
+                <w:kern w:val="0"/>
+                <w:sz w:val="22"/>
+                <w:szCs w:val="22"/>
+                <w:lang w:eastAsia="en-GB"/>
+                <w14:ligatures w14:val="none"/>
+              </w:rPr>
+              <w:t xml:space="preserve">, and to the local </w:t>
+            </w:r>
+            <w:proofErr w:type="spellStart"/>
             <w:r>
               <w:rPr>
                 <w:rFonts w:ascii="Aptos Narrow" w:eastAsia="Times New Roman" w:hAnsi="Aptos Narrow" w:cs="Times New Roman"/>
@@ -636,6 +665,7 @@
               </w:rPr>
               <w:t>current_tasks</w:t>
             </w:r>
+            <w:proofErr w:type="spellEnd"/>
             <w:r>
               <w:rPr>
                 <w:rFonts w:ascii="Aptos Narrow" w:eastAsia="Times New Roman" w:hAnsi="Aptos Narrow" w:cs="Times New Roman"/>
@@ -738,8 +768,48 @@
                 <w:lang w:eastAsia="en-GB"/>
                 <w14:ligatures w14:val="none"/>
               </w:rPr>
-              <w:t>"my description", priority: 2 ,</w:t>
-            </w:r>
+              <w:t>"</w:t>
+            </w:r>
+            <w:proofErr w:type="gramStart"/>
+            <w:r>
+              <w:rPr>
+                <w:rFonts w:ascii="Aptos Narrow" w:eastAsia="Times New Roman" w:hAnsi="Aptos Narrow" w:cs="Times New Roman"/>
+                <w:color w:val="000000"/>
+                <w:kern w:val="0"/>
+                <w:sz w:val="22"/>
+                <w:szCs w:val="22"/>
+                <w:lang w:eastAsia="en-GB"/>
+                <w14:ligatures w14:val="none"/>
+              </w:rPr>
+              <w:t>my</w:t>
+            </w:r>
+            <w:proofErr w:type="gramEnd"/>
+            <w:r>
+              <w:rPr>
+                <w:rFonts w:ascii="Aptos Narrow" w:eastAsia="Times New Roman" w:hAnsi="Aptos Narrow" w:cs="Times New Roman"/>
+                <w:color w:val="000000"/>
+                <w:kern w:val="0"/>
+                <w:sz w:val="22"/>
+                <w:szCs w:val="22"/>
+                <w:lang w:eastAsia="en-GB"/>
+                <w14:ligatures w14:val="none"/>
+              </w:rPr>
+              <w:t xml:space="preserve"> description", priority: </w:t>
+            </w:r>
+            <w:proofErr w:type="gramStart"/>
+            <w:r>
+              <w:rPr>
+                <w:rFonts w:ascii="Aptos Narrow" w:eastAsia="Times New Roman" w:hAnsi="Aptos Narrow" w:cs="Times New Roman"/>
+                <w:color w:val="000000"/>
+                <w:kern w:val="0"/>
+                <w:sz w:val="22"/>
+                <w:szCs w:val="22"/>
+                <w:lang w:eastAsia="en-GB"/>
+                <w14:ligatures w14:val="none"/>
+              </w:rPr>
+              <w:t>2 ,</w:t>
+            </w:r>
+            <w:proofErr w:type="gramEnd"/>
           </w:p>
           <w:p>
             <w:pPr>
@@ -1115,8 +1185,37 @@
                 <w:lang w:eastAsia="en-GB"/>
                 <w14:ligatures w14:val="none"/>
               </w:rPr>
-              <w:t xml:space="preserve">to task.json, and to the local </w:t>
-            </w:r>
+              <w:t xml:space="preserve">to </w:t>
+            </w:r>
+            <w:proofErr w:type="spellStart"/>
+            <w:proofErr w:type="gramStart"/>
+            <w:r>
+              <w:rPr>
+                <w:rFonts w:ascii="Aptos Narrow" w:eastAsia="Times New Roman" w:hAnsi="Aptos Narrow" w:cs="Times New Roman"/>
+                <w:color w:val="000000"/>
+                <w:kern w:val="0"/>
+                <w:sz w:val="22"/>
+                <w:szCs w:val="22"/>
+                <w:lang w:eastAsia="en-GB"/>
+                <w14:ligatures w14:val="none"/>
+              </w:rPr>
+              <w:t>task.json</w:t>
+            </w:r>
+            <w:proofErr w:type="spellEnd"/>
+            <w:proofErr w:type="gramEnd"/>
+            <w:r>
+              <w:rPr>
+                <w:rFonts w:ascii="Aptos Narrow" w:eastAsia="Times New Roman" w:hAnsi="Aptos Narrow" w:cs="Times New Roman"/>
+                <w:color w:val="000000"/>
+                <w:kern w:val="0"/>
+                <w:sz w:val="22"/>
+                <w:szCs w:val="22"/>
+                <w:lang w:eastAsia="en-GB"/>
+                <w14:ligatures w14:val="none"/>
+              </w:rPr>
+              <w:t xml:space="preserve">, and to the local </w:t>
+            </w:r>
+            <w:proofErr w:type="spellStart"/>
             <w:r>
               <w:rPr>
                 <w:rFonts w:ascii="Aptos Narrow" w:eastAsia="Times New Roman" w:hAnsi="Aptos Narrow" w:cs="Times New Roman"/>
@@ -1129,6 +1228,7 @@
               </w:rPr>
               <w:t>current_tasks</w:t>
             </w:r>
+            <w:proofErr w:type="spellEnd"/>
             <w:r>
               <w:rPr>
                 <w:rFonts w:ascii="Aptos Narrow" w:eastAsia="Times New Roman" w:hAnsi="Aptos Narrow" w:cs="Times New Roman"/>
@@ -1481,19 +1581,73 @@
                 <w:lang w:eastAsia="en-GB"/>
                 <w14:ligatures w14:val="none"/>
               </w:rPr>
-              <w:t xml:space="preserve">No new task is added to tasks.json or the local </w:t>
-            </w:r>
-            <w:r>
-              <w:rPr>
-                <w:rFonts w:ascii="Aptos Narrow" w:eastAsia="Times New Roman" w:hAnsi="Aptos Narrow" w:cs="Times New Roman"/>
-                <w:color w:val="000000"/>
-                <w:kern w:val="0"/>
-                <w:sz w:val="22"/>
-                <w:szCs w:val="22"/>
-                <w:lang w:eastAsia="en-GB"/>
-                <w14:ligatures w14:val="none"/>
-              </w:rPr>
-              <w:t xml:space="preserve">current_tasks </w:t>
+              <w:t xml:space="preserve">No new task is added to </w:t>
+            </w:r>
+            <w:proofErr w:type="spellStart"/>
+            <w:r>
+              <w:rPr>
+                <w:rFonts w:ascii="Aptos Narrow" w:eastAsia="Times New Roman" w:hAnsi="Aptos Narrow" w:cs="Times New Roman"/>
+                <w:color w:val="000000"/>
+                <w:kern w:val="0"/>
+                <w:sz w:val="22"/>
+                <w:szCs w:val="22"/>
+                <w:lang w:eastAsia="en-GB"/>
+                <w14:ligatures w14:val="none"/>
+              </w:rPr>
+              <w:t>task_</w:t>
+            </w:r>
+            <w:proofErr w:type="gramStart"/>
+            <w:r>
+              <w:rPr>
+                <w:rFonts w:ascii="Aptos Narrow" w:eastAsia="Times New Roman" w:hAnsi="Aptos Narrow" w:cs="Times New Roman"/>
+                <w:color w:val="000000"/>
+                <w:kern w:val="0"/>
+                <w:sz w:val="22"/>
+                <w:szCs w:val="22"/>
+                <w:lang w:eastAsia="en-GB"/>
+                <w14:ligatures w14:val="none"/>
+              </w:rPr>
+              <w:t>data.json</w:t>
+            </w:r>
+            <w:proofErr w:type="spellEnd"/>
+            <w:proofErr w:type="gramEnd"/>
+            <w:r>
+              <w:rPr>
+                <w:rFonts w:ascii="Aptos Narrow" w:eastAsia="Times New Roman" w:hAnsi="Aptos Narrow" w:cs="Times New Roman"/>
+                <w:color w:val="000000"/>
+                <w:kern w:val="0"/>
+                <w:sz w:val="22"/>
+                <w:szCs w:val="22"/>
+                <w:lang w:eastAsia="en-GB"/>
+                <w14:ligatures w14:val="none"/>
+              </w:rPr>
+              <w:t xml:space="preserve"> or the local </w:t>
+            </w:r>
+            <w:proofErr w:type="spellStart"/>
+            <w:r>
+              <w:rPr>
+                <w:rFonts w:ascii="Aptos Narrow" w:eastAsia="Times New Roman" w:hAnsi="Aptos Narrow" w:cs="Times New Roman"/>
+                <w:color w:val="000000"/>
+                <w:kern w:val="0"/>
+                <w:sz w:val="22"/>
+                <w:szCs w:val="22"/>
+                <w:lang w:eastAsia="en-GB"/>
+                <w14:ligatures w14:val="none"/>
+              </w:rPr>
+              <w:t>current_tasks</w:t>
+            </w:r>
+            <w:proofErr w:type="spellEnd"/>
+            <w:r>
+              <w:rPr>
+                <w:rFonts w:ascii="Aptos Narrow" w:eastAsia="Times New Roman" w:hAnsi="Aptos Narrow" w:cs="Times New Roman"/>
+                <w:color w:val="000000"/>
+                <w:kern w:val="0"/>
+                <w:sz w:val="22"/>
+                <w:szCs w:val="22"/>
+                <w:lang w:eastAsia="en-GB"/>
+                <w14:ligatures w14:val="none"/>
+              </w:rPr>
+              <w:t xml:space="preserve"> </w:t>
             </w:r>
             <w:r>
               <w:rPr>
@@ -1898,7 +2052,73 @@
                 <w:lang w:eastAsia="en-GB"/>
                 <w14:ligatures w14:val="none"/>
               </w:rPr>
-              <w:t>No new task is added to tasks.json or the local current_tasks and the following error messages are printed:</w:t>
+              <w:t xml:space="preserve">No new task is added to </w:t>
+            </w:r>
+            <w:proofErr w:type="spellStart"/>
+            <w:r>
+              <w:rPr>
+                <w:rFonts w:ascii="Aptos Narrow" w:eastAsia="Times New Roman" w:hAnsi="Aptos Narrow" w:cs="Times New Roman"/>
+                <w:color w:val="000000"/>
+                <w:kern w:val="0"/>
+                <w:sz w:val="22"/>
+                <w:szCs w:val="22"/>
+                <w:lang w:eastAsia="en-GB"/>
+                <w14:ligatures w14:val="none"/>
+              </w:rPr>
+              <w:t>task_</w:t>
+            </w:r>
+            <w:proofErr w:type="gramStart"/>
+            <w:r>
+              <w:rPr>
+                <w:rFonts w:ascii="Aptos Narrow" w:eastAsia="Times New Roman" w:hAnsi="Aptos Narrow" w:cs="Times New Roman"/>
+                <w:color w:val="000000"/>
+                <w:kern w:val="0"/>
+                <w:sz w:val="22"/>
+                <w:szCs w:val="22"/>
+                <w:lang w:eastAsia="en-GB"/>
+                <w14:ligatures w14:val="none"/>
+              </w:rPr>
+              <w:t>data.json</w:t>
+            </w:r>
+            <w:proofErr w:type="spellEnd"/>
+            <w:proofErr w:type="gramEnd"/>
+            <w:r>
+              <w:rPr>
+                <w:rFonts w:ascii="Aptos Narrow" w:eastAsia="Times New Roman" w:hAnsi="Aptos Narrow" w:cs="Times New Roman"/>
+                <w:color w:val="000000"/>
+                <w:kern w:val="0"/>
+                <w:sz w:val="22"/>
+                <w:szCs w:val="22"/>
+                <w:lang w:eastAsia="en-GB"/>
+                <w14:ligatures w14:val="none"/>
+              </w:rPr>
+              <w:t xml:space="preserve"> or the local </w:t>
+            </w:r>
+            <w:proofErr w:type="spellStart"/>
+            <w:r>
+              <w:rPr>
+                <w:rFonts w:ascii="Aptos Narrow" w:eastAsia="Times New Roman" w:hAnsi="Aptos Narrow" w:cs="Times New Roman"/>
+                <w:color w:val="000000"/>
+                <w:kern w:val="0"/>
+                <w:sz w:val="22"/>
+                <w:szCs w:val="22"/>
+                <w:lang w:eastAsia="en-GB"/>
+                <w14:ligatures w14:val="none"/>
+              </w:rPr>
+              <w:t>current_tasks</w:t>
+            </w:r>
+            <w:proofErr w:type="spellEnd"/>
+            <w:r>
+              <w:rPr>
+                <w:rFonts w:ascii="Aptos Narrow" w:eastAsia="Times New Roman" w:hAnsi="Aptos Narrow" w:cs="Times New Roman"/>
+                <w:color w:val="000000"/>
+                <w:kern w:val="0"/>
+                <w:sz w:val="22"/>
+                <w:szCs w:val="22"/>
+                <w:lang w:eastAsia="en-GB"/>
+                <w14:ligatures w14:val="none"/>
+              </w:rPr>
+              <w:t xml:space="preserve"> and the following error messages are printed:</w:t>
             </w:r>
           </w:p>
           <w:p>
@@ -2224,8 +2444,37 @@
                 <w:lang w:eastAsia="en-GB"/>
                 <w14:ligatures w14:val="none"/>
               </w:rPr>
-              <w:t xml:space="preserve">Adds a task to task.json, and to the local </w:t>
-            </w:r>
+              <w:t xml:space="preserve">Adds a task to </w:t>
+            </w:r>
+            <w:proofErr w:type="spellStart"/>
+            <w:proofErr w:type="gramStart"/>
+            <w:r>
+              <w:rPr>
+                <w:rFonts w:ascii="Aptos Narrow" w:eastAsia="Times New Roman" w:hAnsi="Aptos Narrow" w:cs="Times New Roman"/>
+                <w:color w:val="000000"/>
+                <w:kern w:val="0"/>
+                <w:sz w:val="22"/>
+                <w:szCs w:val="22"/>
+                <w:lang w:eastAsia="en-GB"/>
+                <w14:ligatures w14:val="none"/>
+              </w:rPr>
+              <w:t>task.json</w:t>
+            </w:r>
+            <w:proofErr w:type="spellEnd"/>
+            <w:proofErr w:type="gramEnd"/>
+            <w:r>
+              <w:rPr>
+                <w:rFonts w:ascii="Aptos Narrow" w:eastAsia="Times New Roman" w:hAnsi="Aptos Narrow" w:cs="Times New Roman"/>
+                <w:color w:val="000000"/>
+                <w:kern w:val="0"/>
+                <w:sz w:val="22"/>
+                <w:szCs w:val="22"/>
+                <w:lang w:eastAsia="en-GB"/>
+                <w14:ligatures w14:val="none"/>
+              </w:rPr>
+              <w:t xml:space="preserve">, and to the local </w:t>
+            </w:r>
+            <w:proofErr w:type="spellStart"/>
             <w:r>
               <w:rPr>
                 <w:rFonts w:ascii="Aptos Narrow" w:eastAsia="Times New Roman" w:hAnsi="Aptos Narrow" w:cs="Times New Roman"/>
@@ -2238,6 +2487,7 @@
               </w:rPr>
               <w:t>current_tasks</w:t>
             </w:r>
+            <w:proofErr w:type="spellEnd"/>
             <w:r>
               <w:rPr>
                 <w:rFonts w:ascii="Aptos Narrow" w:eastAsia="Times New Roman" w:hAnsi="Aptos Narrow" w:cs="Times New Roman"/>
@@ -2340,8 +2590,35 @@
                 <w:lang w:eastAsia="en-GB"/>
                 <w14:ligatures w14:val="none"/>
               </w:rPr>
-              <w:t xml:space="preserve">"my description", priority: </w:t>
-            </w:r>
+              <w:t>"</w:t>
+            </w:r>
+            <w:proofErr w:type="gramStart"/>
+            <w:r>
+              <w:rPr>
+                <w:rFonts w:ascii="Aptos Narrow" w:eastAsia="Times New Roman" w:hAnsi="Aptos Narrow" w:cs="Times New Roman"/>
+                <w:color w:val="000000"/>
+                <w:kern w:val="0"/>
+                <w:sz w:val="22"/>
+                <w:szCs w:val="22"/>
+                <w:lang w:eastAsia="en-GB"/>
+                <w14:ligatures w14:val="none"/>
+              </w:rPr>
+              <w:t>my</w:t>
+            </w:r>
+            <w:proofErr w:type="gramEnd"/>
+            <w:r>
+              <w:rPr>
+                <w:rFonts w:ascii="Aptos Narrow" w:eastAsia="Times New Roman" w:hAnsi="Aptos Narrow" w:cs="Times New Roman"/>
+                <w:color w:val="000000"/>
+                <w:kern w:val="0"/>
+                <w:sz w:val="22"/>
+                <w:szCs w:val="22"/>
+                <w:lang w:eastAsia="en-GB"/>
+                <w14:ligatures w14:val="none"/>
+              </w:rPr>
+              <w:t xml:space="preserve"> description", priority: </w:t>
+            </w:r>
+            <w:proofErr w:type="gramStart"/>
             <w:r>
               <w:rPr>
                 <w:rFonts w:ascii="Aptos Narrow" w:eastAsia="Times New Roman" w:hAnsi="Aptos Narrow" w:cs="Times New Roman"/>
@@ -2366,6 +2643,7 @@
               </w:rPr>
               <w:t xml:space="preserve"> ,</w:t>
             </w:r>
+            <w:proofErr w:type="gramEnd"/>
           </w:p>
           <w:p>
             <w:pPr>
@@ -2761,7 +3039,73 @@
                 <w:lang w:eastAsia="en-GB"/>
                 <w14:ligatures w14:val="none"/>
               </w:rPr>
-              <w:t>No new task is added to tasks.json or the local current_tasks and the following error messages are printed:</w:t>
+              <w:t xml:space="preserve">No new task is added to </w:t>
+            </w:r>
+            <w:proofErr w:type="spellStart"/>
+            <w:r>
+              <w:rPr>
+                <w:rFonts w:ascii="Aptos Narrow" w:eastAsia="Times New Roman" w:hAnsi="Aptos Narrow" w:cs="Times New Roman"/>
+                <w:color w:val="000000"/>
+                <w:kern w:val="0"/>
+                <w:sz w:val="22"/>
+                <w:szCs w:val="22"/>
+                <w:lang w:eastAsia="en-GB"/>
+                <w14:ligatures w14:val="none"/>
+              </w:rPr>
+              <w:t>task_</w:t>
+            </w:r>
+            <w:proofErr w:type="gramStart"/>
+            <w:r>
+              <w:rPr>
+                <w:rFonts w:ascii="Aptos Narrow" w:eastAsia="Times New Roman" w:hAnsi="Aptos Narrow" w:cs="Times New Roman"/>
+                <w:color w:val="000000"/>
+                <w:kern w:val="0"/>
+                <w:sz w:val="22"/>
+                <w:szCs w:val="22"/>
+                <w:lang w:eastAsia="en-GB"/>
+                <w14:ligatures w14:val="none"/>
+              </w:rPr>
+              <w:t>data.json</w:t>
+            </w:r>
+            <w:proofErr w:type="spellEnd"/>
+            <w:proofErr w:type="gramEnd"/>
+            <w:r>
+              <w:rPr>
+                <w:rFonts w:ascii="Aptos Narrow" w:eastAsia="Times New Roman" w:hAnsi="Aptos Narrow" w:cs="Times New Roman"/>
+                <w:color w:val="000000"/>
+                <w:kern w:val="0"/>
+                <w:sz w:val="22"/>
+                <w:szCs w:val="22"/>
+                <w:lang w:eastAsia="en-GB"/>
+                <w14:ligatures w14:val="none"/>
+              </w:rPr>
+              <w:t xml:space="preserve"> or the local </w:t>
+            </w:r>
+            <w:proofErr w:type="spellStart"/>
+            <w:r>
+              <w:rPr>
+                <w:rFonts w:ascii="Aptos Narrow" w:eastAsia="Times New Roman" w:hAnsi="Aptos Narrow" w:cs="Times New Roman"/>
+                <w:color w:val="000000"/>
+                <w:kern w:val="0"/>
+                <w:sz w:val="22"/>
+                <w:szCs w:val="22"/>
+                <w:lang w:eastAsia="en-GB"/>
+                <w14:ligatures w14:val="none"/>
+              </w:rPr>
+              <w:t>current_tasks</w:t>
+            </w:r>
+            <w:proofErr w:type="spellEnd"/>
+            <w:r>
+              <w:rPr>
+                <w:rFonts w:ascii="Aptos Narrow" w:eastAsia="Times New Roman" w:hAnsi="Aptos Narrow" w:cs="Times New Roman"/>
+                <w:color w:val="000000"/>
+                <w:kern w:val="0"/>
+                <w:sz w:val="22"/>
+                <w:szCs w:val="22"/>
+                <w:lang w:eastAsia="en-GB"/>
+                <w14:ligatures w14:val="none"/>
+              </w:rPr>
+              <w:t xml:space="preserve"> and the following error messages are printed:</w:t>
             </w:r>
           </w:p>
           <w:p>
@@ -3550,7 +3894,33 @@
                 <w:lang w:eastAsia="en-GB"/>
                 <w14:ligatures w14:val="none"/>
               </w:rPr>
-              <w:t>Between executions, maintain priority_idx’s state</w:t>
+              <w:t xml:space="preserve">Between executions, maintain </w:t>
+            </w:r>
+            <w:proofErr w:type="spellStart"/>
+            <w:r>
+              <w:rPr>
+                <w:rFonts w:ascii="Aptos Narrow" w:eastAsia="Times New Roman" w:hAnsi="Aptos Narrow" w:cs="Times New Roman"/>
+                <w:color w:val="000000"/>
+                <w:kern w:val="0"/>
+                <w:sz w:val="22"/>
+                <w:szCs w:val="22"/>
+                <w:lang w:eastAsia="en-GB"/>
+                <w14:ligatures w14:val="none"/>
+              </w:rPr>
+              <w:t>priority_idx’s</w:t>
+            </w:r>
+            <w:proofErr w:type="spellEnd"/>
+            <w:r>
+              <w:rPr>
+                <w:rFonts w:ascii="Aptos Narrow" w:eastAsia="Times New Roman" w:hAnsi="Aptos Narrow" w:cs="Times New Roman"/>
+                <w:color w:val="000000"/>
+                <w:kern w:val="0"/>
+                <w:sz w:val="22"/>
+                <w:szCs w:val="22"/>
+                <w:lang w:eastAsia="en-GB"/>
+                <w14:ligatures w14:val="none"/>
+              </w:rPr>
+              <w:t xml:space="preserve"> state</w:t>
             </w:r>
           </w:p>
         </w:tc>
@@ -3705,7 +4075,31 @@
                 <w:lang w:eastAsia="en-GB"/>
                 <w14:ligatures w14:val="none"/>
               </w:rPr>
-              <w:t>and retrieve 2. Quit, and start the program again. Retrieve 1 more task</w:t>
+              <w:t xml:space="preserve">and retrieve </w:t>
+            </w:r>
+            <w:r>
+              <w:rPr>
+                <w:rFonts w:ascii="Aptos Narrow" w:eastAsia="Times New Roman" w:hAnsi="Aptos Narrow" w:cs="Times New Roman"/>
+                <w:color w:val="000000"/>
+                <w:kern w:val="0"/>
+                <w:sz w:val="22"/>
+                <w:szCs w:val="22"/>
+                <w:lang w:eastAsia="en-GB"/>
+                <w14:ligatures w14:val="none"/>
+              </w:rPr>
+              <w:t>1</w:t>
+            </w:r>
+            <w:r>
+              <w:rPr>
+                <w:rFonts w:ascii="Aptos Narrow" w:eastAsia="Times New Roman" w:hAnsi="Aptos Narrow" w:cs="Times New Roman"/>
+                <w:color w:val="000000"/>
+                <w:kern w:val="0"/>
+                <w:sz w:val="22"/>
+                <w:szCs w:val="22"/>
+                <w:lang w:eastAsia="en-GB"/>
+                <w14:ligatures w14:val="none"/>
+              </w:rPr>
+              <w:t>. Quit, and start the program again. Retrieve 1 more task</w:t>
             </w:r>
           </w:p>
         </w:tc>
@@ -3824,7 +4218,57 @@
                 <w:lang w:eastAsia="en-GB"/>
                 <w14:ligatures w14:val="none"/>
               </w:rPr>
-              <w:t>The task with the  description “a” will be printed, and the queue will be empty afterwards</w:t>
+              <w:t xml:space="preserve">The task with </w:t>
+            </w:r>
+            <w:proofErr w:type="gramStart"/>
+            <w:r>
+              <w:rPr>
+                <w:rFonts w:ascii="Aptos Narrow" w:eastAsia="Times New Roman" w:hAnsi="Aptos Narrow" w:cs="Times New Roman"/>
+                <w:color w:val="000000"/>
+                <w:kern w:val="0"/>
+                <w:sz w:val="22"/>
+                <w:szCs w:val="22"/>
+                <w:lang w:eastAsia="en-GB"/>
+                <w14:ligatures w14:val="none"/>
+              </w:rPr>
+              <w:t>the  description</w:t>
+            </w:r>
+            <w:proofErr w:type="gramEnd"/>
+            <w:r>
+              <w:rPr>
+                <w:rFonts w:ascii="Aptos Narrow" w:eastAsia="Times New Roman" w:hAnsi="Aptos Narrow" w:cs="Times New Roman"/>
+                <w:color w:val="000000"/>
+                <w:kern w:val="0"/>
+                <w:sz w:val="22"/>
+                <w:szCs w:val="22"/>
+                <w:lang w:eastAsia="en-GB"/>
+                <w14:ligatures w14:val="none"/>
+              </w:rPr>
+              <w:t xml:space="preserve"> “</w:t>
+            </w:r>
+            <w:r>
+              <w:rPr>
+                <w:rFonts w:ascii="Aptos Narrow" w:eastAsia="Times New Roman" w:hAnsi="Aptos Narrow" w:cs="Times New Roman"/>
+                <w:color w:val="000000"/>
+                <w:kern w:val="0"/>
+                <w:sz w:val="22"/>
+                <w:szCs w:val="22"/>
+                <w:lang w:eastAsia="en-GB"/>
+                <w14:ligatures w14:val="none"/>
+              </w:rPr>
+              <w:t>b</w:t>
+            </w:r>
+            <w:r>
+              <w:rPr>
+                <w:rFonts w:ascii="Aptos Narrow" w:eastAsia="Times New Roman" w:hAnsi="Aptos Narrow" w:cs="Times New Roman"/>
+                <w:color w:val="000000"/>
+                <w:kern w:val="0"/>
+                <w:sz w:val="22"/>
+                <w:szCs w:val="22"/>
+                <w:lang w:eastAsia="en-GB"/>
+                <w14:ligatures w14:val="none"/>
+              </w:rPr>
+              <w:t>” will be printed, and the queue will be empty afterwards</w:t>
             </w:r>
           </w:p>
         </w:tc>
@@ -5589,6 +6033,16 @@
               <w:t>N/A</w:t>
             </w:r>
           </w:p>
+          <w:p>
+            <w:pPr>
+              <w:rPr>
+                <w:rFonts w:ascii="Aptos Narrow" w:eastAsia="Times New Roman" w:hAnsi="Aptos Narrow" w:cs="Times New Roman"/>
+                <w:sz w:val="22"/>
+                <w:szCs w:val="22"/>
+                <w:lang w:eastAsia="en-GB"/>
+              </w:rPr>
+            </w:pPr>
+          </w:p>
         </w:tc>
         <w:tc>
           <w:tcPr>
@@ -6106,8 +6560,62 @@
                 <w:lang w:eastAsia="en-GB"/>
                 <w14:ligatures w14:val="none"/>
               </w:rPr>
-              <w:t>The task whose id=2 has its status attribute changed to “complete” in tasks.json and local current_tasks</w:t>
-            </w:r>
+              <w:t xml:space="preserve">The task whose id=2 has its status attribute changed to “complete” in </w:t>
+            </w:r>
+            <w:proofErr w:type="spellStart"/>
+            <w:r>
+              <w:rPr>
+                <w:rFonts w:ascii="Aptos Narrow" w:eastAsia="Times New Roman" w:hAnsi="Aptos Narrow" w:cs="Times New Roman"/>
+                <w:color w:val="000000"/>
+                <w:kern w:val="0"/>
+                <w:sz w:val="22"/>
+                <w:szCs w:val="22"/>
+                <w:lang w:eastAsia="en-GB"/>
+                <w14:ligatures w14:val="none"/>
+              </w:rPr>
+              <w:t>task_</w:t>
+            </w:r>
+            <w:proofErr w:type="gramStart"/>
+            <w:r>
+              <w:rPr>
+                <w:rFonts w:ascii="Aptos Narrow" w:eastAsia="Times New Roman" w:hAnsi="Aptos Narrow" w:cs="Times New Roman"/>
+                <w:color w:val="000000"/>
+                <w:kern w:val="0"/>
+                <w:sz w:val="22"/>
+                <w:szCs w:val="22"/>
+                <w:lang w:eastAsia="en-GB"/>
+                <w14:ligatures w14:val="none"/>
+              </w:rPr>
+              <w:t>data.json</w:t>
+            </w:r>
+            <w:proofErr w:type="spellEnd"/>
+            <w:proofErr w:type="gramEnd"/>
+            <w:r>
+              <w:rPr>
+                <w:rFonts w:ascii="Aptos Narrow" w:eastAsia="Times New Roman" w:hAnsi="Aptos Narrow" w:cs="Times New Roman"/>
+                <w:color w:val="000000"/>
+                <w:kern w:val="0"/>
+                <w:sz w:val="22"/>
+                <w:szCs w:val="22"/>
+                <w:lang w:eastAsia="en-GB"/>
+                <w14:ligatures w14:val="none"/>
+              </w:rPr>
+              <w:t xml:space="preserve"> and local </w:t>
+            </w:r>
+            <w:proofErr w:type="spellStart"/>
+            <w:r>
+              <w:rPr>
+                <w:rFonts w:ascii="Aptos Narrow" w:eastAsia="Times New Roman" w:hAnsi="Aptos Narrow" w:cs="Times New Roman"/>
+                <w:color w:val="000000"/>
+                <w:kern w:val="0"/>
+                <w:sz w:val="22"/>
+                <w:szCs w:val="22"/>
+                <w:lang w:eastAsia="en-GB"/>
+                <w14:ligatures w14:val="none"/>
+              </w:rPr>
+              <w:t>current_tasks</w:t>
+            </w:r>
+            <w:proofErr w:type="spellEnd"/>
           </w:p>
         </w:tc>
         <w:tc>
@@ -6328,7 +6836,31 @@
                 <w:lang w:eastAsia="en-GB"/>
                 <w14:ligatures w14:val="none"/>
               </w:rPr>
-              <w:t>“1”</w:t>
+              <w:t>“</w:t>
+            </w:r>
+            <w:r>
+              <w:rPr>
+                <w:rFonts w:ascii="Aptos Narrow" w:eastAsia="Times New Roman" w:hAnsi="Aptos Narrow" w:cs="Times New Roman"/>
+                <w:color w:val="000000"/>
+                <w:kern w:val="0"/>
+                <w:sz w:val="22"/>
+                <w:szCs w:val="22"/>
+                <w:lang w:eastAsia="en-GB"/>
+                <w14:ligatures w14:val="none"/>
+              </w:rPr>
+              <w:t>2</w:t>
+            </w:r>
+            <w:r>
+              <w:rPr>
+                <w:rFonts w:ascii="Aptos Narrow" w:eastAsia="Times New Roman" w:hAnsi="Aptos Narrow" w:cs="Times New Roman"/>
+                <w:color w:val="000000"/>
+                <w:kern w:val="0"/>
+                <w:sz w:val="22"/>
+                <w:szCs w:val="22"/>
+                <w:lang w:eastAsia="en-GB"/>
+                <w14:ligatures w14:val="none"/>
+              </w:rPr>
+              <w:t>”</w:t>
             </w:r>
           </w:p>
         </w:tc>
@@ -6434,7 +6966,31 @@
                 <w:lang w:eastAsia="en-GB"/>
                 <w14:ligatures w14:val="none"/>
               </w:rPr>
-              <w:t>“The task with the id ‘1’ has already been marked as complete”</w:t>
+              <w:t>“The task with the id ‘</w:t>
+            </w:r>
+            <w:r>
+              <w:rPr>
+                <w:rFonts w:ascii="Aptos Narrow" w:eastAsia="Times New Roman" w:hAnsi="Aptos Narrow" w:cs="Times New Roman"/>
+                <w:color w:val="000000"/>
+                <w:kern w:val="0"/>
+                <w:sz w:val="22"/>
+                <w:szCs w:val="22"/>
+                <w:lang w:eastAsia="en-GB"/>
+                <w14:ligatures w14:val="none"/>
+              </w:rPr>
+              <w:t>2</w:t>
+            </w:r>
+            <w:r>
+              <w:rPr>
+                <w:rFonts w:ascii="Aptos Narrow" w:eastAsia="Times New Roman" w:hAnsi="Aptos Narrow" w:cs="Times New Roman"/>
+                <w:color w:val="000000"/>
+                <w:kern w:val="0"/>
+                <w:sz w:val="22"/>
+                <w:szCs w:val="22"/>
+                <w:lang w:eastAsia="en-GB"/>
+                <w14:ligatures w14:val="none"/>
+              </w:rPr>
+              <w:t>’ has already been marked as complete”</w:t>
             </w:r>
           </w:p>
         </w:tc>
@@ -6606,7 +7162,33 @@
                 <w:lang w:eastAsia="en-GB"/>
                 <w14:ligatures w14:val="none"/>
               </w:rPr>
-              <w:t>Refuse to mark a task as complete  when given an id that doesn’t exist</w:t>
+              <w:t xml:space="preserve">Refuse to mark a task as </w:t>
+            </w:r>
+            <w:proofErr w:type="gramStart"/>
+            <w:r>
+              <w:rPr>
+                <w:rFonts w:ascii="Aptos Narrow" w:eastAsia="Times New Roman" w:hAnsi="Aptos Narrow" w:cs="Times New Roman"/>
+                <w:color w:val="000000"/>
+                <w:kern w:val="0"/>
+                <w:sz w:val="22"/>
+                <w:szCs w:val="22"/>
+                <w:lang w:eastAsia="en-GB"/>
+                <w14:ligatures w14:val="none"/>
+              </w:rPr>
+              <w:t>complete  when</w:t>
+            </w:r>
+            <w:proofErr w:type="gramEnd"/>
+            <w:r>
+              <w:rPr>
+                <w:rFonts w:ascii="Aptos Narrow" w:eastAsia="Times New Roman" w:hAnsi="Aptos Narrow" w:cs="Times New Roman"/>
+                <w:color w:val="000000"/>
+                <w:kern w:val="0"/>
+                <w:sz w:val="22"/>
+                <w:szCs w:val="22"/>
+                <w:lang w:eastAsia="en-GB"/>
+                <w14:ligatures w14:val="none"/>
+              </w:rPr>
+              <w:t xml:space="preserve"> given an id that doesn’t exist</w:t>
             </w:r>
           </w:p>
         </w:tc>
@@ -6907,7 +7489,20 @@
                 <w:lang w:eastAsia="en-GB"/>
                 <w14:ligatures w14:val="none"/>
               </w:rPr>
-              <w:t xml:space="preserve">Refuse to mark a task as complete  </w:t>
+              <w:t xml:space="preserve">Refuse to mark a task as </w:t>
+            </w:r>
+            <w:proofErr w:type="gramStart"/>
+            <w:r>
+              <w:rPr>
+                <w:rFonts w:ascii="Aptos Narrow" w:eastAsia="Times New Roman" w:hAnsi="Aptos Narrow" w:cs="Times New Roman"/>
+                <w:color w:val="000000"/>
+                <w:kern w:val="0"/>
+                <w:sz w:val="22"/>
+                <w:szCs w:val="22"/>
+                <w:lang w:eastAsia="en-GB"/>
+                <w14:ligatures w14:val="none"/>
+              </w:rPr>
+              <w:t xml:space="preserve">complete  </w:t>
             </w:r>
             <w:r>
               <w:rPr>
@@ -6920,7 +7515,20 @@
                 <w14:ligatures w14:val="none"/>
               </w:rPr>
               <w:lastRenderedPageBreak/>
-              <w:t>when given an id that isn’t an integer</w:t>
+              <w:t>when</w:t>
+            </w:r>
+            <w:proofErr w:type="gramEnd"/>
+            <w:r>
+              <w:rPr>
+                <w:rFonts w:ascii="Aptos Narrow" w:eastAsia="Times New Roman" w:hAnsi="Aptos Narrow" w:cs="Times New Roman"/>
+                <w:color w:val="000000"/>
+                <w:kern w:val="0"/>
+                <w:sz w:val="22"/>
+                <w:szCs w:val="22"/>
+                <w:lang w:eastAsia="en-GB"/>
+                <w14:ligatures w14:val="none"/>
+              </w:rPr>
+              <w:t xml:space="preserve"> given an id that isn’t an integer</w:t>
             </w:r>
           </w:p>
         </w:tc>
@@ -7381,8 +7989,62 @@
                 <w:lang w:eastAsia="en-GB"/>
                 <w14:ligatures w14:val="none"/>
               </w:rPr>
-              <w:t>The task whose id=1 has its status attribute changed to “complete” in tasks.json and local current_tasks</w:t>
-            </w:r>
+              <w:t xml:space="preserve">The task whose id=1 has its status attribute changed to “complete” in </w:t>
+            </w:r>
+            <w:proofErr w:type="spellStart"/>
+            <w:r>
+              <w:rPr>
+                <w:rFonts w:ascii="Aptos Narrow" w:eastAsia="Times New Roman" w:hAnsi="Aptos Narrow" w:cs="Times New Roman"/>
+                <w:color w:val="000000"/>
+                <w:kern w:val="0"/>
+                <w:sz w:val="22"/>
+                <w:szCs w:val="22"/>
+                <w:lang w:eastAsia="en-GB"/>
+                <w14:ligatures w14:val="none"/>
+              </w:rPr>
+              <w:t>task_</w:t>
+            </w:r>
+            <w:proofErr w:type="gramStart"/>
+            <w:r>
+              <w:rPr>
+                <w:rFonts w:ascii="Aptos Narrow" w:eastAsia="Times New Roman" w:hAnsi="Aptos Narrow" w:cs="Times New Roman"/>
+                <w:color w:val="000000"/>
+                <w:kern w:val="0"/>
+                <w:sz w:val="22"/>
+                <w:szCs w:val="22"/>
+                <w:lang w:eastAsia="en-GB"/>
+                <w14:ligatures w14:val="none"/>
+              </w:rPr>
+              <w:t>data.json</w:t>
+            </w:r>
+            <w:proofErr w:type="spellEnd"/>
+            <w:proofErr w:type="gramEnd"/>
+            <w:r>
+              <w:rPr>
+                <w:rFonts w:ascii="Aptos Narrow" w:eastAsia="Times New Roman" w:hAnsi="Aptos Narrow" w:cs="Times New Roman"/>
+                <w:color w:val="000000"/>
+                <w:kern w:val="0"/>
+                <w:sz w:val="22"/>
+                <w:szCs w:val="22"/>
+                <w:lang w:eastAsia="en-GB"/>
+                <w14:ligatures w14:val="none"/>
+              </w:rPr>
+              <w:t xml:space="preserve"> and local </w:t>
+            </w:r>
+            <w:proofErr w:type="spellStart"/>
+            <w:r>
+              <w:rPr>
+                <w:rFonts w:ascii="Aptos Narrow" w:eastAsia="Times New Roman" w:hAnsi="Aptos Narrow" w:cs="Times New Roman"/>
+                <w:color w:val="000000"/>
+                <w:kern w:val="0"/>
+                <w:sz w:val="22"/>
+                <w:szCs w:val="22"/>
+                <w:lang w:eastAsia="en-GB"/>
+                <w14:ligatures w14:val="none"/>
+              </w:rPr>
+              <w:t>current_tasks</w:t>
+            </w:r>
+            <w:proofErr w:type="spellEnd"/>
           </w:p>
         </w:tc>
         <w:tc>
@@ -7515,7 +8177,33 @@
                 <w:lang w:eastAsia="en-GB"/>
                 <w14:ligatures w14:val="none"/>
               </w:rPr>
-              <w:t>Refuse to mark a task as complete  when given an id less than 1</w:t>
+              <w:t xml:space="preserve">Refuse to mark a task as </w:t>
+            </w:r>
+            <w:proofErr w:type="gramStart"/>
+            <w:r>
+              <w:rPr>
+                <w:rFonts w:ascii="Aptos Narrow" w:eastAsia="Times New Roman" w:hAnsi="Aptos Narrow" w:cs="Times New Roman"/>
+                <w:color w:val="000000"/>
+                <w:kern w:val="0"/>
+                <w:sz w:val="22"/>
+                <w:szCs w:val="22"/>
+                <w:lang w:eastAsia="en-GB"/>
+                <w14:ligatures w14:val="none"/>
+              </w:rPr>
+              <w:t>complete  when</w:t>
+            </w:r>
+            <w:proofErr w:type="gramEnd"/>
+            <w:r>
+              <w:rPr>
+                <w:rFonts w:ascii="Aptos Narrow" w:eastAsia="Times New Roman" w:hAnsi="Aptos Narrow" w:cs="Times New Roman"/>
+                <w:color w:val="000000"/>
+                <w:kern w:val="0"/>
+                <w:sz w:val="22"/>
+                <w:szCs w:val="22"/>
+                <w:lang w:eastAsia="en-GB"/>
+                <w14:ligatures w14:val="none"/>
+              </w:rPr>
+              <w:t xml:space="preserve"> given an id less than 1</w:t>
             </w:r>
           </w:p>
         </w:tc>
@@ -8594,7 +9282,31 @@
                 <w:lang w:eastAsia="en-GB"/>
                 <w14:ligatures w14:val="none"/>
               </w:rPr>
-              <w:t xml:space="preserve">Observe the time taken to add a task when there are many tasks </w:t>
+              <w:t xml:space="preserve">Observe the time taken to add a task when there are </w:t>
+            </w:r>
+            <w:r>
+              <w:rPr>
+                <w:rFonts w:ascii="Aptos Narrow" w:eastAsia="Times New Roman" w:hAnsi="Aptos Narrow" w:cs="Times New Roman"/>
+                <w:color w:val="000000"/>
+                <w:kern w:val="0"/>
+                <w:sz w:val="22"/>
+                <w:szCs w:val="22"/>
+                <w:lang w:eastAsia="en-GB"/>
+                <w14:ligatures w14:val="none"/>
+              </w:rPr>
+              <w:t>10,000</w:t>
+            </w:r>
+            <w:r>
+              <w:rPr>
+                <w:rFonts w:ascii="Aptos Narrow" w:eastAsia="Times New Roman" w:hAnsi="Aptos Narrow" w:cs="Times New Roman"/>
+                <w:color w:val="000000"/>
+                <w:kern w:val="0"/>
+                <w:sz w:val="22"/>
+                <w:szCs w:val="22"/>
+                <w:lang w:eastAsia="en-GB"/>
+                <w14:ligatures w14:val="none"/>
+              </w:rPr>
+              <w:t xml:space="preserve"> tasks </w:t>
             </w:r>
           </w:p>
         </w:tc>
@@ -8776,19 +9488,61 @@
                 <w:lang w:eastAsia="en-GB"/>
                 <w14:ligatures w14:val="none"/>
               </w:rPr>
-              <w:t xml:space="preserve">Adds a task to task.json, and to the local </w:t>
-            </w:r>
-            <w:r>
-              <w:rPr>
-                <w:rFonts w:ascii="Aptos Narrow" w:eastAsia="Times New Roman" w:hAnsi="Aptos Narrow" w:cs="Times New Roman"/>
-                <w:color w:val="000000"/>
-                <w:kern w:val="0"/>
-                <w:sz w:val="22"/>
-                <w:szCs w:val="22"/>
-                <w:lang w:eastAsia="en-GB"/>
-                <w14:ligatures w14:val="none"/>
-              </w:rPr>
-              <w:t xml:space="preserve">current_tasks in under 1s </w:t>
+              <w:t xml:space="preserve">Adds a task to </w:t>
+            </w:r>
+            <w:proofErr w:type="spellStart"/>
+            <w:proofErr w:type="gramStart"/>
+            <w:r>
+              <w:rPr>
+                <w:rFonts w:ascii="Aptos Narrow" w:eastAsia="Times New Roman" w:hAnsi="Aptos Narrow" w:cs="Times New Roman"/>
+                <w:color w:val="000000"/>
+                <w:kern w:val="0"/>
+                <w:sz w:val="22"/>
+                <w:szCs w:val="22"/>
+                <w:lang w:eastAsia="en-GB"/>
+                <w14:ligatures w14:val="none"/>
+              </w:rPr>
+              <w:t>task.json</w:t>
+            </w:r>
+            <w:proofErr w:type="spellEnd"/>
+            <w:proofErr w:type="gramEnd"/>
+            <w:r>
+              <w:rPr>
+                <w:rFonts w:ascii="Aptos Narrow" w:eastAsia="Times New Roman" w:hAnsi="Aptos Narrow" w:cs="Times New Roman"/>
+                <w:color w:val="000000"/>
+                <w:kern w:val="0"/>
+                <w:sz w:val="22"/>
+                <w:szCs w:val="22"/>
+                <w:lang w:eastAsia="en-GB"/>
+                <w14:ligatures w14:val="none"/>
+              </w:rPr>
+              <w:t xml:space="preserve">, and to the local </w:t>
+            </w:r>
+            <w:proofErr w:type="spellStart"/>
+            <w:r>
+              <w:rPr>
+                <w:rFonts w:ascii="Aptos Narrow" w:eastAsia="Times New Roman" w:hAnsi="Aptos Narrow" w:cs="Times New Roman"/>
+                <w:color w:val="000000"/>
+                <w:kern w:val="0"/>
+                <w:sz w:val="22"/>
+                <w:szCs w:val="22"/>
+                <w:lang w:eastAsia="en-GB"/>
+                <w14:ligatures w14:val="none"/>
+              </w:rPr>
+              <w:t>current_tasks</w:t>
+            </w:r>
+            <w:proofErr w:type="spellEnd"/>
+            <w:r>
+              <w:rPr>
+                <w:rFonts w:ascii="Aptos Narrow" w:eastAsia="Times New Roman" w:hAnsi="Aptos Narrow" w:cs="Times New Roman"/>
+                <w:color w:val="000000"/>
+                <w:kern w:val="0"/>
+                <w:sz w:val="22"/>
+                <w:szCs w:val="22"/>
+                <w:lang w:eastAsia="en-GB"/>
+                <w14:ligatures w14:val="none"/>
+              </w:rPr>
+              <w:t xml:space="preserve"> in under 1s </w:t>
             </w:r>
           </w:p>
           <w:p>
@@ -8922,7 +9676,31 @@
                 <w:lang w:eastAsia="en-GB"/>
                 <w14:ligatures w14:val="none"/>
               </w:rPr>
-              <w:t xml:space="preserve">Observe the time taken to retrieve a task by priority when there are many tasks </w:t>
+              <w:t xml:space="preserve">Observe the time taken to retrieve a task by priority when there are </w:t>
+            </w:r>
+            <w:r>
+              <w:rPr>
+                <w:rFonts w:ascii="Aptos Narrow" w:eastAsia="Times New Roman" w:hAnsi="Aptos Narrow" w:cs="Times New Roman"/>
+                <w:color w:val="000000"/>
+                <w:kern w:val="0"/>
+                <w:sz w:val="22"/>
+                <w:szCs w:val="22"/>
+                <w:lang w:eastAsia="en-GB"/>
+                <w14:ligatures w14:val="none"/>
+              </w:rPr>
+              <w:t>10,000</w:t>
+            </w:r>
+            <w:r>
+              <w:rPr>
+                <w:rFonts w:ascii="Aptos Narrow" w:eastAsia="Times New Roman" w:hAnsi="Aptos Narrow" w:cs="Times New Roman"/>
+                <w:color w:val="000000"/>
+                <w:kern w:val="0"/>
+                <w:sz w:val="22"/>
+                <w:szCs w:val="22"/>
+                <w:lang w:eastAsia="en-GB"/>
+                <w14:ligatures w14:val="none"/>
+              </w:rPr>
+              <w:t xml:space="preserve"> tasks </w:t>
             </w:r>
           </w:p>
         </w:tc>
@@ -8959,7 +9737,59 @@
                 <w:lang w:eastAsia="en-GB"/>
                 <w14:ligatures w14:val="none"/>
               </w:rPr>
-              <w:t xml:space="preserve">Procedurally create 10000 tasks, with 200 having status=”incomplete” and the rest have status=”complete”. Task #5000 is priority=0 (incomplete), while the rest are priority=1 </w:t>
+              <w:t>Procedurally create 10000 tasks, with 200 having status</w:t>
+            </w:r>
+            <w:proofErr w:type="gramStart"/>
+            <w:r>
+              <w:rPr>
+                <w:rFonts w:ascii="Aptos Narrow" w:eastAsia="Times New Roman" w:hAnsi="Aptos Narrow" w:cs="Times New Roman"/>
+                <w:color w:val="000000"/>
+                <w:kern w:val="0"/>
+                <w:sz w:val="22"/>
+                <w:szCs w:val="22"/>
+                <w:lang w:eastAsia="en-GB"/>
+                <w14:ligatures w14:val="none"/>
+              </w:rPr>
+              <w:t>=”incomplete</w:t>
+            </w:r>
+            <w:proofErr w:type="gramEnd"/>
+            <w:r>
+              <w:rPr>
+                <w:rFonts w:ascii="Aptos Narrow" w:eastAsia="Times New Roman" w:hAnsi="Aptos Narrow" w:cs="Times New Roman"/>
+                <w:color w:val="000000"/>
+                <w:kern w:val="0"/>
+                <w:sz w:val="22"/>
+                <w:szCs w:val="22"/>
+                <w:lang w:eastAsia="en-GB"/>
+                <w14:ligatures w14:val="none"/>
+              </w:rPr>
+              <w:t>” and the rest have status</w:t>
+            </w:r>
+            <w:proofErr w:type="gramStart"/>
+            <w:r>
+              <w:rPr>
+                <w:rFonts w:ascii="Aptos Narrow" w:eastAsia="Times New Roman" w:hAnsi="Aptos Narrow" w:cs="Times New Roman"/>
+                <w:color w:val="000000"/>
+                <w:kern w:val="0"/>
+                <w:sz w:val="22"/>
+                <w:szCs w:val="22"/>
+                <w:lang w:eastAsia="en-GB"/>
+                <w14:ligatures w14:val="none"/>
+              </w:rPr>
+              <w:t>=”complete</w:t>
+            </w:r>
+            <w:proofErr w:type="gramEnd"/>
+            <w:r>
+              <w:rPr>
+                <w:rFonts w:ascii="Aptos Narrow" w:eastAsia="Times New Roman" w:hAnsi="Aptos Narrow" w:cs="Times New Roman"/>
+                <w:color w:val="000000"/>
+                <w:kern w:val="0"/>
+                <w:sz w:val="22"/>
+                <w:szCs w:val="22"/>
+                <w:lang w:eastAsia="en-GB"/>
+                <w14:ligatures w14:val="none"/>
+              </w:rPr>
+              <w:t xml:space="preserve">”. Task #5000 is priority=0 (incomplete), while the rest are priority=1 </w:t>
             </w:r>
           </w:p>
         </w:tc>
@@ -9078,7 +9908,33 @@
                 <w:lang w:eastAsia="en-GB"/>
                 <w14:ligatures w14:val="none"/>
               </w:rPr>
-              <w:t>The task whose priority=0 and status=”incomplete” is printed in under 1s</w:t>
+              <w:t>The task whose priority=0 and status</w:t>
+            </w:r>
+            <w:proofErr w:type="gramStart"/>
+            <w:r>
+              <w:rPr>
+                <w:rFonts w:ascii="Aptos Narrow" w:eastAsia="Times New Roman" w:hAnsi="Aptos Narrow" w:cs="Times New Roman"/>
+                <w:color w:val="000000"/>
+                <w:kern w:val="0"/>
+                <w:sz w:val="22"/>
+                <w:szCs w:val="22"/>
+                <w:lang w:eastAsia="en-GB"/>
+                <w14:ligatures w14:val="none"/>
+              </w:rPr>
+              <w:t>=”incomplete</w:t>
+            </w:r>
+            <w:proofErr w:type="gramEnd"/>
+            <w:r>
+              <w:rPr>
+                <w:rFonts w:ascii="Aptos Narrow" w:eastAsia="Times New Roman" w:hAnsi="Aptos Narrow" w:cs="Times New Roman"/>
+                <w:color w:val="000000"/>
+                <w:kern w:val="0"/>
+                <w:sz w:val="22"/>
+                <w:szCs w:val="22"/>
+                <w:lang w:eastAsia="en-GB"/>
+                <w14:ligatures w14:val="none"/>
+              </w:rPr>
+              <w:t>” is printed in under 1s</w:t>
             </w:r>
           </w:p>
         </w:tc>
@@ -9264,7 +10120,31 @@
                 <w:lang w:eastAsia="en-GB"/>
                 <w14:ligatures w14:val="none"/>
               </w:rPr>
-              <w:t xml:space="preserve">Observe the time taken to retrieve tasks by id when there are many tasks </w:t>
+              <w:t xml:space="preserve">Observe the time taken to retrieve tasks by id when there are </w:t>
+            </w:r>
+            <w:r>
+              <w:rPr>
+                <w:rFonts w:ascii="Aptos Narrow" w:eastAsia="Times New Roman" w:hAnsi="Aptos Narrow" w:cs="Times New Roman"/>
+                <w:color w:val="000000"/>
+                <w:kern w:val="0"/>
+                <w:sz w:val="22"/>
+                <w:szCs w:val="22"/>
+                <w:lang w:eastAsia="en-GB"/>
+                <w14:ligatures w14:val="none"/>
+              </w:rPr>
+              <w:t>10,000</w:t>
+            </w:r>
+            <w:r>
+              <w:rPr>
+                <w:rFonts w:ascii="Aptos Narrow" w:eastAsia="Times New Roman" w:hAnsi="Aptos Narrow" w:cs="Times New Roman"/>
+                <w:color w:val="000000"/>
+                <w:kern w:val="0"/>
+                <w:sz w:val="22"/>
+                <w:szCs w:val="22"/>
+                <w:lang w:eastAsia="en-GB"/>
+                <w14:ligatures w14:val="none"/>
+              </w:rPr>
+              <w:t xml:space="preserve"> tasks </w:t>
             </w:r>
           </w:p>
         </w:tc>
@@ -9566,7 +10446,31 @@
                 <w:lang w:eastAsia="en-GB"/>
                 <w14:ligatures w14:val="none"/>
               </w:rPr>
-              <w:t xml:space="preserve">Observe the time taken to mark a task as complete when there are many tasks </w:t>
+              <w:t xml:space="preserve">Observe the time taken to mark a task as complete when there are </w:t>
+            </w:r>
+            <w:r>
+              <w:rPr>
+                <w:rFonts w:ascii="Aptos Narrow" w:eastAsia="Times New Roman" w:hAnsi="Aptos Narrow" w:cs="Times New Roman"/>
+                <w:color w:val="000000"/>
+                <w:kern w:val="0"/>
+                <w:sz w:val="22"/>
+                <w:szCs w:val="22"/>
+                <w:lang w:eastAsia="en-GB"/>
+                <w14:ligatures w14:val="none"/>
+              </w:rPr>
+              <w:t>10,000</w:t>
+            </w:r>
+            <w:r>
+              <w:rPr>
+                <w:rFonts w:ascii="Aptos Narrow" w:eastAsia="Times New Roman" w:hAnsi="Aptos Narrow" w:cs="Times New Roman"/>
+                <w:color w:val="000000"/>
+                <w:kern w:val="0"/>
+                <w:sz w:val="22"/>
+                <w:szCs w:val="22"/>
+                <w:lang w:eastAsia="en-GB"/>
+                <w14:ligatures w14:val="none"/>
+              </w:rPr>
+              <w:t xml:space="preserve"> tasks </w:t>
             </w:r>
           </w:p>
         </w:tc>
@@ -9868,7 +10772,31 @@
                 <w:lang w:eastAsia="en-GB"/>
                 <w14:ligatures w14:val="none"/>
               </w:rPr>
-              <w:t xml:space="preserve">Observe the time taken to reset the task queue when there are many tasks </w:t>
+              <w:t xml:space="preserve">Observe the time taken to reset the task queue when there are </w:t>
+            </w:r>
+            <w:r>
+              <w:rPr>
+                <w:rFonts w:ascii="Aptos Narrow" w:eastAsia="Times New Roman" w:hAnsi="Aptos Narrow" w:cs="Times New Roman"/>
+                <w:color w:val="000000"/>
+                <w:kern w:val="0"/>
+                <w:sz w:val="22"/>
+                <w:szCs w:val="22"/>
+                <w:lang w:eastAsia="en-GB"/>
+                <w14:ligatures w14:val="none"/>
+              </w:rPr>
+              <w:t>10,000</w:t>
+            </w:r>
+            <w:r>
+              <w:rPr>
+                <w:rFonts w:ascii="Aptos Narrow" w:eastAsia="Times New Roman" w:hAnsi="Aptos Narrow" w:cs="Times New Roman"/>
+                <w:color w:val="000000"/>
+                <w:kern w:val="0"/>
+                <w:sz w:val="22"/>
+                <w:szCs w:val="22"/>
+                <w:lang w:eastAsia="en-GB"/>
+                <w14:ligatures w14:val="none"/>
+              </w:rPr>
+              <w:t xml:space="preserve"> tasks </w:t>
             </w:r>
           </w:p>
         </w:tc>
@@ -11551,12 +12479,28 @@
     <w:p/>
     <w:p>
       <w:r>
-        <w:t xml:space="preserve">Due to the small scale of this application, manual testing will be used instead of automated testing frameworks such as pytest. </w:t>
+        <w:t xml:space="preserve">Due to the small scale of this application, manual testing will be used instead of automated testing frameworks such as </w:t>
+      </w:r>
+      <w:proofErr w:type="spellStart"/>
+      <w:r>
+        <w:t>pytest</w:t>
+      </w:r>
+      <w:proofErr w:type="spellEnd"/>
+      <w:r>
+        <w:t xml:space="preserve">. </w:t>
       </w:r>
     </w:p>
     <w:p>
       <w:r>
-        <w:t>This test plan covers the functional and non-functional requirements given by DataCapture, including functionality, performance, and usability. These are:</w:t>
+        <w:t xml:space="preserve">This test plan covers the functional and non-functional requirements given by </w:t>
+      </w:r>
+      <w:proofErr w:type="spellStart"/>
+      <w:r>
+        <w:t>DataCapture</w:t>
+      </w:r>
+      <w:proofErr w:type="spellEnd"/>
+      <w:r>
+        <w:t>, including functionality, performance, and usability. These are:</w:t>
       </w:r>
     </w:p>
     <w:p>

--- a/planning/Test plan.docx
+++ b/planning/Test plan.docx
@@ -8641,8 +8641,200 @@
                 <w:lang w:eastAsia="en-GB"/>
                 <w14:ligatures w14:val="none"/>
               </w:rPr>
-              <w:t>Create 3 tasks and retrieve 1 by priority</w:t>
-            </w:r>
+              <w:t>Create 4 tasks in the following order:</w:t>
+            </w:r>
+          </w:p>
+          <w:p>
+            <w:pPr>
+              <w:spacing w:after="0" w:line="240" w:lineRule="auto"/>
+              <w:rPr>
+                <w:rFonts w:ascii="Aptos Narrow" w:eastAsia="Times New Roman" w:hAnsi="Aptos Narrow" w:cs="Times New Roman"/>
+                <w:color w:val="000000"/>
+                <w:kern w:val="0"/>
+                <w:sz w:val="22"/>
+                <w:szCs w:val="22"/>
+                <w:lang w:eastAsia="en-GB"/>
+                <w14:ligatures w14:val="none"/>
+              </w:rPr>
+            </w:pPr>
+          </w:p>
+          <w:p>
+            <w:pPr>
+              <w:spacing w:after="0" w:line="240" w:lineRule="auto"/>
+              <w:rPr>
+                <w:rFonts w:ascii="Aptos Narrow" w:eastAsia="Times New Roman" w:hAnsi="Aptos Narrow" w:cs="Times New Roman"/>
+                <w:color w:val="000000"/>
+                <w:kern w:val="0"/>
+                <w:sz w:val="22"/>
+                <w:szCs w:val="22"/>
+                <w:lang w:eastAsia="en-GB"/>
+                <w14:ligatures w14:val="none"/>
+              </w:rPr>
+            </w:pPr>
+            <w:r>
+              <w:rPr>
+                <w:rFonts w:ascii="Aptos Narrow" w:eastAsia="Times New Roman" w:hAnsi="Aptos Narrow" w:cs="Times New Roman"/>
+                <w:color w:val="000000"/>
+                <w:kern w:val="0"/>
+                <w:sz w:val="22"/>
+                <w:szCs w:val="22"/>
+                <w:lang w:eastAsia="en-GB"/>
+                <w14:ligatures w14:val="none"/>
+              </w:rPr>
+              <w:t xml:space="preserve">Priority: </w:t>
+            </w:r>
+            <w:r>
+              <w:rPr>
+                <w:rFonts w:ascii="Aptos Narrow" w:eastAsia="Times New Roman" w:hAnsi="Aptos Narrow" w:cs="Times New Roman"/>
+                <w:color w:val="000000"/>
+                <w:kern w:val="0"/>
+                <w:sz w:val="22"/>
+                <w:szCs w:val="22"/>
+                <w:lang w:eastAsia="en-GB"/>
+                <w14:ligatures w14:val="none"/>
+              </w:rPr>
+              <w:t>3</w:t>
+            </w:r>
+            <w:r>
+              <w:rPr>
+                <w:rFonts w:ascii="Aptos Narrow" w:eastAsia="Times New Roman" w:hAnsi="Aptos Narrow" w:cs="Times New Roman"/>
+                <w:color w:val="000000"/>
+                <w:kern w:val="0"/>
+                <w:sz w:val="22"/>
+                <w:szCs w:val="22"/>
+                <w:lang w:eastAsia="en-GB"/>
+                <w14:ligatures w14:val="none"/>
+              </w:rPr>
+              <w:t xml:space="preserve"> (incomplete)</w:t>
+            </w:r>
+          </w:p>
+          <w:p>
+            <w:pPr>
+              <w:spacing w:after="0" w:line="240" w:lineRule="auto"/>
+              <w:rPr>
+                <w:rFonts w:ascii="Aptos Narrow" w:eastAsia="Times New Roman" w:hAnsi="Aptos Narrow" w:cs="Times New Roman"/>
+                <w:color w:val="000000"/>
+                <w:kern w:val="0"/>
+                <w:sz w:val="22"/>
+                <w:szCs w:val="22"/>
+                <w:lang w:eastAsia="en-GB"/>
+                <w14:ligatures w14:val="none"/>
+              </w:rPr>
+            </w:pPr>
+            <w:r>
+              <w:rPr>
+                <w:rFonts w:ascii="Aptos Narrow" w:eastAsia="Times New Roman" w:hAnsi="Aptos Narrow" w:cs="Times New Roman"/>
+                <w:color w:val="000000"/>
+                <w:kern w:val="0"/>
+                <w:sz w:val="22"/>
+                <w:szCs w:val="22"/>
+                <w:lang w:eastAsia="en-GB"/>
+                <w14:ligatures w14:val="none"/>
+              </w:rPr>
+              <w:t>Priority: 1 (incomplete)</w:t>
+            </w:r>
+          </w:p>
+          <w:p>
+            <w:pPr>
+              <w:spacing w:after="0" w:line="240" w:lineRule="auto"/>
+              <w:rPr>
+                <w:rFonts w:ascii="Aptos Narrow" w:eastAsia="Times New Roman" w:hAnsi="Aptos Narrow" w:cs="Times New Roman"/>
+                <w:color w:val="000000"/>
+                <w:kern w:val="0"/>
+                <w:sz w:val="22"/>
+                <w:szCs w:val="22"/>
+                <w:lang w:eastAsia="en-GB"/>
+                <w14:ligatures w14:val="none"/>
+              </w:rPr>
+            </w:pPr>
+            <w:r>
+              <w:rPr>
+                <w:rFonts w:ascii="Aptos Narrow" w:eastAsia="Times New Roman" w:hAnsi="Aptos Narrow" w:cs="Times New Roman"/>
+                <w:color w:val="000000"/>
+                <w:kern w:val="0"/>
+                <w:sz w:val="22"/>
+                <w:szCs w:val="22"/>
+                <w:lang w:eastAsia="en-GB"/>
+                <w14:ligatures w14:val="none"/>
+              </w:rPr>
+              <w:t xml:space="preserve">Priority: </w:t>
+            </w:r>
+            <w:r>
+              <w:rPr>
+                <w:rFonts w:ascii="Aptos Narrow" w:eastAsia="Times New Roman" w:hAnsi="Aptos Narrow" w:cs="Times New Roman"/>
+                <w:color w:val="000000"/>
+                <w:kern w:val="0"/>
+                <w:sz w:val="22"/>
+                <w:szCs w:val="22"/>
+                <w:lang w:eastAsia="en-GB"/>
+                <w14:ligatures w14:val="none"/>
+              </w:rPr>
+              <w:t>4</w:t>
+            </w:r>
+            <w:r>
+              <w:rPr>
+                <w:rFonts w:ascii="Aptos Narrow" w:eastAsia="Times New Roman" w:hAnsi="Aptos Narrow" w:cs="Times New Roman"/>
+                <w:color w:val="000000"/>
+                <w:kern w:val="0"/>
+                <w:sz w:val="22"/>
+                <w:szCs w:val="22"/>
+                <w:lang w:eastAsia="en-GB"/>
+                <w14:ligatures w14:val="none"/>
+              </w:rPr>
+              <w:t xml:space="preserve"> (complete)</w:t>
+            </w:r>
+          </w:p>
+          <w:p>
+            <w:pPr>
+              <w:spacing w:after="0" w:line="240" w:lineRule="auto"/>
+              <w:rPr>
+                <w:rFonts w:ascii="Aptos Narrow" w:eastAsia="Times New Roman" w:hAnsi="Aptos Narrow" w:cs="Times New Roman"/>
+                <w:color w:val="000000"/>
+                <w:kern w:val="0"/>
+                <w:sz w:val="22"/>
+                <w:szCs w:val="22"/>
+                <w:lang w:eastAsia="en-GB"/>
+                <w14:ligatures w14:val="none"/>
+              </w:rPr>
+            </w:pPr>
+            <w:r>
+              <w:rPr>
+                <w:rFonts w:ascii="Aptos Narrow" w:eastAsia="Times New Roman" w:hAnsi="Aptos Narrow" w:cs="Times New Roman"/>
+                <w:color w:val="000000"/>
+                <w:kern w:val="0"/>
+                <w:sz w:val="22"/>
+                <w:szCs w:val="22"/>
+                <w:lang w:eastAsia="en-GB"/>
+                <w14:ligatures w14:val="none"/>
+              </w:rPr>
+              <w:t xml:space="preserve">Priority: </w:t>
+            </w:r>
+            <w:r>
+              <w:rPr>
+                <w:rFonts w:ascii="Aptos Narrow" w:eastAsia="Times New Roman" w:hAnsi="Aptos Narrow" w:cs="Times New Roman"/>
+                <w:color w:val="000000"/>
+                <w:kern w:val="0"/>
+                <w:sz w:val="22"/>
+                <w:szCs w:val="22"/>
+                <w:lang w:eastAsia="en-GB"/>
+                <w14:ligatures w14:val="none"/>
+              </w:rPr>
+              <w:t>2</w:t>
+            </w:r>
+          </w:p>
+          <w:p>
+            <w:pPr>
+              <w:spacing w:after="0" w:line="240" w:lineRule="auto"/>
+              <w:rPr>
+                <w:rFonts w:ascii="Aptos Narrow" w:eastAsia="Times New Roman" w:hAnsi="Aptos Narrow" w:cs="Times New Roman"/>
+                <w:color w:val="000000"/>
+                <w:kern w:val="0"/>
+                <w:sz w:val="22"/>
+                <w:szCs w:val="22"/>
+                <w:lang w:eastAsia="en-GB"/>
+                <w14:ligatures w14:val="none"/>
+              </w:rPr>
+            </w:pPr>
           </w:p>
         </w:tc>
         <w:tc>
@@ -8760,7 +8952,43 @@
                 <w:lang w:eastAsia="en-GB"/>
                 <w14:ligatures w14:val="none"/>
               </w:rPr>
-              <w:t>When retrieve task by priority is called 3 times, each of the tasks, including the retrieved task, are retrieved and printed</w:t>
+              <w:t xml:space="preserve">When retrieve task by priority is called </w:t>
+            </w:r>
+            <w:r>
+              <w:rPr>
+                <w:rFonts w:ascii="Aptos Narrow" w:eastAsia="Times New Roman" w:hAnsi="Aptos Narrow" w:cs="Times New Roman"/>
+                <w:color w:val="000000"/>
+                <w:kern w:val="0"/>
+                <w:sz w:val="22"/>
+                <w:szCs w:val="22"/>
+                <w:lang w:eastAsia="en-GB"/>
+                <w14:ligatures w14:val="none"/>
+              </w:rPr>
+              <w:t>4</w:t>
+            </w:r>
+            <w:r>
+              <w:rPr>
+                <w:rFonts w:ascii="Aptos Narrow" w:eastAsia="Times New Roman" w:hAnsi="Aptos Narrow" w:cs="Times New Roman"/>
+                <w:color w:val="000000"/>
+                <w:kern w:val="0"/>
+                <w:sz w:val="22"/>
+                <w:szCs w:val="22"/>
+                <w:lang w:eastAsia="en-GB"/>
+                <w14:ligatures w14:val="none"/>
+              </w:rPr>
+              <w:t xml:space="preserve"> times, each of the tasks</w:t>
+            </w:r>
+            <w:r>
+              <w:rPr>
+                <w:rFonts w:ascii="Aptos Narrow" w:eastAsia="Times New Roman" w:hAnsi="Aptos Narrow" w:cs="Times New Roman"/>
+                <w:color w:val="000000"/>
+                <w:kern w:val="0"/>
+                <w:sz w:val="22"/>
+                <w:szCs w:val="22"/>
+                <w:lang w:eastAsia="en-GB"/>
+                <w14:ligatures w14:val="none"/>
+              </w:rPr>
+              <w:t xml:space="preserve"> should be returned in order of priorities 1 – 4</w:t>
             </w:r>
           </w:p>
         </w:tc>
@@ -10446,7 +10674,20 @@
                 <w:lang w:eastAsia="en-GB"/>
                 <w14:ligatures w14:val="none"/>
               </w:rPr>
-              <w:t xml:space="preserve">Observe the time taken to mark a task as complete when there are </w:t>
+              <w:t xml:space="preserve">Observe the time taken to mark a task as complete when </w:t>
+            </w:r>
+            <w:r>
+              <w:rPr>
+                <w:rFonts w:ascii="Aptos Narrow" w:eastAsia="Times New Roman" w:hAnsi="Aptos Narrow" w:cs="Times New Roman"/>
+                <w:color w:val="000000"/>
+                <w:kern w:val="0"/>
+                <w:sz w:val="22"/>
+                <w:szCs w:val="22"/>
+                <w:lang w:eastAsia="en-GB"/>
+                <w14:ligatures w14:val="none"/>
+              </w:rPr>
+              <w:lastRenderedPageBreak/>
+              <w:t xml:space="preserve">there are </w:t>
             </w:r>
             <w:r>
               <w:rPr>
@@ -10507,6 +10748,7 @@
                 <w:lang w:eastAsia="en-GB"/>
                 <w14:ligatures w14:val="none"/>
               </w:rPr>
+              <w:lastRenderedPageBreak/>
               <w:t>Procedurally create 10000 tasks</w:t>
             </w:r>
           </w:p>
@@ -11132,7 +11374,6 @@
                 <w:lang w:eastAsia="en-GB"/>
                 <w14:ligatures w14:val="none"/>
               </w:rPr>
-              <w:lastRenderedPageBreak/>
               <w:t>U1</w:t>
             </w:r>
           </w:p>
